--- a/writings/New Loop Briefer Brief.docx
+++ b/writings/New Loop Briefer Brief.docx
@@ -3,12 +3,6 @@
 <w:document xmlns:wpc="http://schemas.microsoft.com/office/word/2010/wordprocessingCanvas" xmlns:cx="http://schemas.microsoft.com/office/drawing/2014/chartex" xmlns:cx1="http://schemas.microsoft.com/office/drawing/2015/9/8/chartex" xmlns:cx2="http://schemas.microsoft.com/office/drawing/2015/10/21/chartex" xmlns:cx3="http://schemas.microsoft.com/office/drawing/2016/5/9/chartex" xmlns:cx4="http://schemas.microsoft.com/office/drawing/2016/5/10/chartex" xmlns:cx5="http://schemas.microsoft.com/office/drawing/2016/5/11/chartex" xmlns:cx6="http://schemas.microsoft.com/office/drawing/2016/5/12/chartex" xmlns:cx7="http://schemas.microsoft.com/office/drawing/2016/5/13/chartex" xmlns:cx8="http://schemas.microsoft.com/office/drawing/2016/5/14/chartex" xmlns:mc="http://schemas.openxmlformats.org/markup-compatibility/2006" xmlns:aink="http://schemas.microsoft.com/office/drawing/2016/ink" xmlns:am3d="http://schemas.microsoft.com/office/drawing/2017/model3d" xmlns:o="urn:schemas-microsoft-com:office:office" xmlns:oel="http://schemas.microsoft.com/office/2019/extlst" xmlns:r="http://schemas.openxmlformats.org/officeDocument/2006/relationships" xmlns:m="http://schemas.openxmlformats.org/officeDocument/2006/math" xmlns:v="urn:schemas-microsoft-com:vml" xmlns:wp14="http://schemas.microsoft.com/office/word/2010/wordprocessingDrawing" xmlns:wp="http://schemas.openxmlformats.org/drawingml/2006/wordprocessingDrawing" xmlns:w10="urn:schemas-microsoft-com:office:word" xmlns:w="http://schemas.openxmlformats.org/wordprocessingml/2006/main" xmlns:w14="http://schemas.microsoft.com/office/word/2010/wordml" xmlns:w15="http://schemas.microsoft.com/office/word/2012/wordml" xmlns:w16cex="http://schemas.microsoft.com/office/word/2018/wordml/cex" xmlns:w16cid="http://schemas.microsoft.com/office/word/2016/wordml/cid" xmlns:w16="http://schemas.microsoft.com/office/word/2018/wordml" xmlns:w16du="http://schemas.microsoft.com/office/word/2023/wordml/word16du" xmlns:w16sdtdh="http://schemas.microsoft.com/office/word/2020/wordml/sdtdatahash" xmlns:w16sdtfl="http://schemas.microsoft.com/office/word/2024/wordml/sdtformatlock" xmlns:w16se="http://schemas.microsoft.com/office/word/2015/wordml/symex" xmlns:wpg="http://schemas.microsoft.com/office/word/2010/wordprocessingGroup" xmlns:wpi="http://schemas.microsoft.com/office/word/2010/wordprocessingInk" xmlns:wne="http://schemas.microsoft.com/office/word/2006/wordml" xmlns:wps="http://schemas.microsoft.com/office/word/2010/wordprocessingShape" mc:Ignorable="w14 w15 w16se w16cid w16 w16cex w16sdtdh w16sdtfl w16du wp14">
   <w:body>
     <w:p>
-      <w:pPr>
-        <w:pStyle w:val="p1"/>
-        <w:rPr>
-          <w:rFonts w:ascii="Cambria" w:hAnsi="Cambria"/>
-        </w:rPr>
-      </w:pPr>
       <w:r>
         <w:rPr>
           <w:rStyle w:val="s1"/>
@@ -19,168 +13,110 @@
         <w:t>The New Loop</w:t>
       </w:r>
       <w:r>
-        <w:rPr>
-          <w:rFonts w:ascii="Cambria" w:hAnsi="Cambria"/>
-        </w:rPr>
         <w:t xml:space="preserve"> is a macroeconomic design for the age of intelligent automation.</w:t>
       </w:r>
     </w:p>
     <w:p>
-      <w:pPr>
-        <w:pStyle w:val="p1"/>
-        <w:rPr>
-          <w:rFonts w:ascii="Cambria" w:hAnsi="Cambria"/>
-        </w:rPr>
-      </w:pPr>
-      <w:r>
-        <w:rPr>
-          <w:rFonts w:ascii="Cambria" w:hAnsi="Cambria"/>
-        </w:rPr>
+      <w:r>
         <w:t xml:space="preserve">As automation replaces labor, less income flows through wages and more </w:t>
       </w:r>
       <w:r>
-        <w:rPr>
-          <w:rFonts w:ascii="Cambria" w:hAnsi="Cambria"/>
-        </w:rPr>
         <w:t xml:space="preserve">profit </w:t>
       </w:r>
       <w:r>
-        <w:rPr>
-          <w:rFonts w:ascii="Cambria" w:hAnsi="Cambria"/>
-        </w:rPr>
         <w:t xml:space="preserve">flows to capital. Productive capacity may keep rising, but mass purchasing power weakens. The economy becomes less able to buy what it can produce. That breakdown </w:t>
       </w:r>
       <w:r>
-        <w:rPr>
-          <w:rFonts w:ascii="Cambria" w:hAnsi="Cambria"/>
-        </w:rPr>
         <w:t xml:space="preserve">of capitalism’s Old Loop </w:t>
       </w:r>
       <w:r>
-        <w:rPr>
-          <w:rFonts w:ascii="Cambria" w:hAnsi="Cambria"/>
-        </w:rPr>
         <w:t xml:space="preserve">cannot be fixed by debating Universal Basic Income, retraining, or wealth taxes one </w:t>
       </w:r>
       <w:r>
-        <w:rPr>
-          <w:rFonts w:ascii="Cambria" w:hAnsi="Cambria"/>
-        </w:rPr>
         <w:t xml:space="preserve">topic </w:t>
       </w:r>
       <w:r>
-        <w:rPr>
-          <w:rFonts w:ascii="Cambria" w:hAnsi="Cambria"/>
-        </w:rPr>
         <w:t>at a time.</w:t>
       </w:r>
     </w:p>
     <w:p>
-      <w:pPr>
-        <w:pStyle w:val="p1"/>
-        <w:rPr>
-          <w:rFonts w:ascii="Cambria" w:hAnsi="Cambria"/>
-        </w:rPr>
-      </w:pPr>
-      <w:r>
-        <w:rPr>
-          <w:rFonts w:ascii="Cambria" w:hAnsi="Cambria"/>
-        </w:rPr>
-        <w:t xml:space="preserve">The New Loop treats the transition as a system problem. It combines five interacting mechanisms: a Public Trust Fund to broaden capital ownership, Universal Basic Income indexed to real purchasing power, a VAT with a low-income rebate, a corporate tax that rises automatically as labor’s share falls, and mortgage indexation with lender make-whole protection to prevent </w:t>
-      </w:r>
-      <w:r>
-        <w:rPr>
-          <w:rFonts w:ascii="Cambria" w:hAnsi="Cambria"/>
-        </w:rPr>
+      <w:r>
+        <w:t xml:space="preserve">The New Loop treats the transition as a system problem. It combines five interacting mechanisms: a Public Trust Fund to broaden capital ownership, </w:t>
+      </w:r>
+      <w:r>
+        <w:t>income support</w:t>
+      </w:r>
+      <w:r>
+        <w:t xml:space="preserve"> indexed to real purchasing power, a </w:t>
+      </w:r>
+      <w:r>
+        <w:t>consumption tax</w:t>
+      </w:r>
+      <w:r>
+        <w:t xml:space="preserve"> with a low-income rebate, a corporate tax that rises automatically as labor’s share falls, and mortgage indexation with lender make-whole protection to prevent </w:t>
+      </w:r>
+      <w:r>
         <w:t xml:space="preserve">a </w:t>
       </w:r>
       <w:r>
-        <w:rPr>
-          <w:rFonts w:ascii="Cambria" w:hAnsi="Cambria"/>
-        </w:rPr>
         <w:t xml:space="preserve">debt-deflation </w:t>
       </w:r>
       <w:r>
-        <w:rPr>
-          <w:rFonts w:ascii="Cambria" w:hAnsi="Cambria"/>
-        </w:rPr>
         <w:t>breakdown</w:t>
       </w:r>
       <w:r>
-        <w:rPr>
-          <w:rFonts w:ascii="Cambria" w:hAnsi="Cambria"/>
-        </w:rPr>
         <w:t>.</w:t>
       </w:r>
     </w:p>
     <w:p>
-      <w:pPr>
-        <w:pStyle w:val="p1"/>
-        <w:rPr>
-          <w:rFonts w:ascii="Cambria" w:hAnsi="Cambria"/>
-        </w:rPr>
-      </w:pPr>
-      <w:r>
-        <w:rPr>
-          <w:rFonts w:ascii="Cambria" w:hAnsi="Cambria"/>
-        </w:rPr>
+      <w:r>
         <w:t xml:space="preserve">The framework is </w:t>
       </w:r>
       <w:r>
-        <w:rPr>
-          <w:rFonts w:ascii="Cambria" w:hAnsi="Cambria"/>
-        </w:rPr>
         <w:t>modeled</w:t>
       </w:r>
       <w:r>
-        <w:rPr>
-          <w:rFonts w:ascii="Cambria" w:hAnsi="Cambria"/>
-        </w:rPr>
-        <w:t xml:space="preserve"> in a stock-flow consistent model that users can inspect, adjust, and run. The aim is not to replace capitalism, but to preserve its functioning by redesigning the loop </w:t>
-      </w:r>
-      <w:r>
-        <w:rPr>
-          <w:rFonts w:ascii="Cambria" w:hAnsi="Cambria"/>
-        </w:rPr>
+        <w:t xml:space="preserve"> in a stock-flow consistent model that users can adjust</w:t>
+      </w:r>
+      <w:r>
+        <w:t xml:space="preserve"> </w:t>
+      </w:r>
+      <w:r>
+        <w:t xml:space="preserve">and run. The </w:t>
+      </w:r>
+      <w:r>
+        <w:t xml:space="preserve">design </w:t>
+      </w:r>
+      <w:r>
+        <w:t xml:space="preserve">aim is to preserve </w:t>
+      </w:r>
+      <w:r>
+        <w:t>capitalist economic</w:t>
+      </w:r>
+      <w:r>
+        <w:t xml:space="preserve"> functioning by redesigning the loop </w:t>
+      </w:r>
+      <w:r>
         <w:t>that connects</w:t>
       </w:r>
       <w:r>
-        <w:rPr>
-          <w:rFonts w:ascii="Cambria" w:hAnsi="Cambria"/>
-        </w:rPr>
         <w:t xml:space="preserve"> production, income, demand, and investment.</w:t>
       </w:r>
     </w:p>
     <w:p>
-      <w:pPr>
-        <w:pStyle w:val="p1"/>
-        <w:rPr>
-          <w:rFonts w:ascii="Cambria" w:hAnsi="Cambria"/>
-        </w:rPr>
-      </w:pPr>
-      <w:r>
-        <w:rPr>
-          <w:rFonts w:ascii="Cambria" w:hAnsi="Cambria"/>
-        </w:rPr>
+      <w:r>
         <w:t>If automation changes the economy’s wiring, policy must do the same.</w:t>
       </w:r>
     </w:p>
     <w:p>
       <w:pPr>
-        <w:pStyle w:val="p1"/>
-        <w:numPr>
-          <w:ilvl w:val="0"/>
-          <w:numId w:val="4"/>
-        </w:numPr>
         <w:rPr>
-          <w:rFonts w:ascii="Cambria" w:hAnsi="Cambria"/>
           <w:i/>
           <w:iCs/>
         </w:rPr>
       </w:pPr>
       <w:r>
         <w:rPr>
-          <w:rFonts w:ascii="Cambria" w:hAnsi="Cambria"/>
           <w:i/>
           <w:iCs/>
         </w:rPr>
@@ -189,24 +125,42 @@
     </w:p>
     <w:p>
       <w:pPr>
-        <w:pStyle w:val="p1"/>
-        <w:numPr>
-          <w:ilvl w:val="0"/>
-          <w:numId w:val="4"/>
-        </w:numPr>
         <w:rPr>
-          <w:rFonts w:ascii="Cambria" w:hAnsi="Cambria"/>
           <w:i/>
           <w:iCs/>
         </w:rPr>
       </w:pPr>
       <w:r>
         <w:rPr>
-          <w:rFonts w:ascii="Cambria" w:hAnsi="Cambria"/>
           <w:i/>
           <w:iCs/>
         </w:rPr>
         <w:t>New Loop Policy Architecture and Simulator</w:t>
+      </w:r>
+    </w:p>
+    <w:p>
+      <w:r>
+        <w:t xml:space="preserve">Fairly polished </w:t>
+      </w:r>
+      <w:r>
+        <w:t>draft</w:t>
+      </w:r>
+      <w:r>
+        <w:t xml:space="preserve"> papers available </w:t>
+      </w:r>
+      <w:r>
+        <w:t>in this OneDrive shared folder</w:t>
+      </w:r>
+      <w:r>
+        <w:t>:</w:t>
+      </w:r>
+    </w:p>
+    <w:p>
+      <w:r>
+        <w:br/>
+      </w:r>
+      <w:r>
+        <w:t>https://1drv.ms/f/c/ee78047529b76dff/IgDBgmOOQh2PTJ4peiyO4vp2AfIXOMiWWBJYqFW4FOp_94o?e=OP2sJq</w:t>
       </w:r>
     </w:p>
     <w:p>
